--- a/build/static/downloads/contract_A1.docx
+++ b/build/static/downloads/contract_A1.docx
@@ -25,7 +25,7 @@
           <w:b w:val="0"/>
           <w:sz w:val="20"/>
         </w:rPr>
-        <w:t>물품공급 및 가공제작 계약서</w:t>
+        <w:t>물품공급 계약서</w:t>
       </w:r>
     </w:p>
     <w:p>
@@ -38,7 +38,7 @@
           <w:b w:val="0"/>
           <w:sz w:val="20"/>
         </w:rPr>
-        <w:t>OOO건설(주) (이하 "매수인"이라 한다)와 OOO스틸(주) (이하 "매도인"이라 한다)는 아래 건설현장에 소요되는 강구조물 부재의 제작 및 납품에 관하여 다음과 같이 물품공급계약을 체결한다.</w:t>
+        <w:t>(주)OOOO (이하 "매수인"이라 한다)와 OOOO(주) (이하 "매도인"이라 한다)는 아래 건설현장에 소요되는 강구조물 부재의 제작 및 납품에 관하여 다음과 같이 물품공급계약을 체결한다.</w:t>
       </w:r>
     </w:p>
     <w:p>
@@ -77,7 +77,7 @@
           <w:b/>
           <w:sz w:val="22"/>
         </w:rPr>
-        <w:t>제2조 (납품의 범위 및 시공행위 배제 ★건산법 방어 핵심조항)</w:t>
+        <w:t>제2조 (납품의 범위 및 시공행위 배제)</w:t>
       </w:r>
     </w:p>
     <w:p>
@@ -90,7 +90,7 @@
           <w:b w:val="0"/>
           <w:sz w:val="20"/>
         </w:rPr>
-        <w:t>① "매도인"은 "매수인"이 서면으로 제공하는 설계도서에 따라 자사 공장에서 자재를 절단, 용접, 조립, 방청도장하여 납기일 내에 "매수인"의 건설현장 내 지정 장소에 하차 및 인도하는 것으로써 본 계약상의 모든 의무를 다한다.</w:t>
+        <w:t>① "매도인"은 "매수인"이 서면으로 제공하는 설계도서에 따라 자사 공장에서 자재를 절단, 용접, 조립, 방청도장한 후 납기일 내에 "매수인"의 건설현장 내 지정 장소에 하차 및 인도하는 것으로써 본 계약상의 모든 의무를 다한다.</w:t>
       </w:r>
     </w:p>
     <w:p>
@@ -129,7 +129,7 @@
           <w:b/>
           <w:sz w:val="22"/>
         </w:rPr>
-        <w:t>제3조 (샵드로잉 승인 및 공장 입회검사 ★전문건설사 보호조항)</w:t>
+        <w:t>제3조 (샵드로잉 승인 및 공장 입회검사)</w:t>
       </w:r>
     </w:p>
     <w:p>
@@ -574,17 +574,13 @@
               <w:t>[매수인 / 甲]</w:t>
               <w:br/>
               <w:br/>
+              <w:t xml:space="preserve">상   호 : 주식회사 OOOO </w:t>
               <w:br/>
-              <w:t xml:space="preserve">                            상   호 : OOO건설 주식회사</w:t>
+              <w:t>주   소 : 서울특별시 강남구 OO로 123</w:t>
               <w:br/>
+              <w:t>대표자 :    홍 대 표    (인)</w:t>
               <w:br/>
-              <w:t xml:space="preserve">                            주   소 : 서울특별시 강남구 OO로 123</w:t>
-              <w:br/>
-              <w:br/>
-              <w:t xml:space="preserve">                            대표자 :    홍 대 표    (인)</w:t>
-              <w:br/>
-              <w:br/>
-              <w:t xml:space="preserve">                            연락처 : 02-1234-5678</w:t>
+              <w:t>연락처 : 02-1234-5678</w:t>
             </w:r>
           </w:p>
         </w:tc>
@@ -603,17 +599,13 @@
               <w:t>[매도인 / 乙]</w:t>
               <w:br/>
               <w:br/>
+              <w:t>상   호 : OOOO 주식회사</w:t>
               <w:br/>
-              <w:t xml:space="preserve">                            상   호 : OOO스틸 주식회사</w:t>
+              <w:t>주   소 : 경기도 화성시 OO산업단지 OO로 456</w:t>
               <w:br/>
+              <w:t>대표자 :    김 공 장    (인)</w:t>
               <w:br/>
-              <w:t xml:space="preserve">                            주   소 : 경기도 화성시 OO산업단지 OO로 456</w:t>
-              <w:br/>
-              <w:br/>
-              <w:t xml:space="preserve">                            대표자 :    김 공 장    (인)</w:t>
-              <w:br/>
-              <w:br/>
-              <w:t xml:space="preserve">                            연락처 : 031-987-6543</w:t>
+              <w:t>연락처 : 031-987-6543</w:t>
             </w:r>
           </w:p>
         </w:tc>
@@ -661,20 +653,7 @@
           <w:b w:val="0"/>
           <w:sz w:val="20"/>
         </w:rPr>
-        <w:t>매뉴얼 지침:</w:t>
-      </w:r>
-    </w:p>
-    <w:p>
-      <w:pPr>
-        <w:spacing w:after="40" w:line="320" w:lineRule="exact"/>
-      </w:pPr>
-      <w:r>
-        <w:rPr>
-          <w:rFonts w:ascii="나눔고딕" w:hAnsi="나눔고딕" w:eastAsia="나눔고딕"/>
-          <w:b w:val="0"/>
-          <w:sz w:val="20"/>
-        </w:rPr>
-        <w:t>세금계산서 품목에 "OO공사 철골 설치비"라고 끊으면 건산법 위반의 불법하도급 서류 조작 증거로 가중처벌 대상이 됩니다. 반드시 "강구조물 자재비 및 제조납품비"로 기재하십시오. 또한 Shop DWG 미승인 제작분은 하자 분쟁 시 "매도인" 100% 부담이므로, 반드시 서면 승인 프로세스를 준수하시기 바랍니다.</w:t>
+        <w:t>매뉴얼 지침: 세금계산서 품목에 "OO공사 철골 설치비"라고 끊으면 건산법 위반의 불법하도급 서류 조작 증거로 가중처벌 대상이 됩니다. 반드시 "강구조물 자재비 및 제조납품비"로 기재하십시오. 또한 Shop DWG 미승인 제작분은 하자 분쟁 시 "매도인" 100% 부담이므로, 반드시 서면 승인 프로세스를 준수하시기 바랍니다.</w:t>
       </w:r>
     </w:p>
     <w:p>

--- a/build/static/downloads/contract_A1.docx
+++ b/build/static/downloads/contract_A1.docx
@@ -32,6 +32,11 @@
       <w:pPr>
         <w:spacing w:after="40" w:line="320" w:lineRule="exact"/>
       </w:pPr>
+    </w:p>
+    <w:p>
+      <w:pPr>
+        <w:spacing w:after="40" w:line="320" w:lineRule="exact"/>
+      </w:pPr>
       <w:r>
         <w:rPr>
           <w:rFonts w:ascii="나눔고딕" w:hAnsi="나눔고딕" w:eastAsia="나눔고딕"/>
@@ -40,6 +45,11 @@
         </w:rPr>
         <w:t>(주)OOOO (이하 "매수인"이라 한다)와 OOOO(주) (이하 "매도인"이라 한다)는 아래 건설현장에 소요되는 강구조물 부재의 제작 및 납품에 관하여 다음과 같이 물품공급계약을 체결한다.</w:t>
       </w:r>
+    </w:p>
+    <w:p>
+      <w:pPr>
+        <w:spacing w:after="40" w:line="320" w:lineRule="exact"/>
+      </w:pPr>
     </w:p>
     <w:p>
       <w:pPr>
@@ -66,6 +76,11 @@
         </w:rPr>
         <w:t>본 계약은 "매수인"이 도급받아 수행하는 [OO신축공사] 현장에 소요되는 강구조물(철골) 부재의 기초 자재 수급, 샵드로잉(Shop DWG), 가공, 조립, 자성 및 비파괴 기초검사, 방청도장 처리 및 목적 현장까지의 운반·납품(인도)에 관한 제반 사항을 규정함을 목적으로 한다.</w:t>
       </w:r>
+    </w:p>
+    <w:p>
+      <w:pPr>
+        <w:spacing w:after="40" w:line="320" w:lineRule="exact"/>
+      </w:pPr>
     </w:p>
     <w:p>
       <w:pPr>
@@ -123,6 +138,11 @@
       <w:pPr>
         <w:spacing w:after="40" w:line="320" w:lineRule="exact"/>
       </w:pPr>
+    </w:p>
+    <w:p>
+      <w:pPr>
+        <w:spacing w:after="40" w:line="320" w:lineRule="exact"/>
+      </w:pPr>
       <w:r>
         <w:rPr>
           <w:rFonts w:ascii="나눔고딕" w:hAnsi="나눔고딕" w:eastAsia="나눔고딕"/>
@@ -175,6 +195,11 @@
       <w:pPr>
         <w:spacing w:after="40" w:line="320" w:lineRule="exact"/>
       </w:pPr>
+    </w:p>
+    <w:p>
+      <w:pPr>
+        <w:spacing w:after="40" w:line="320" w:lineRule="exact"/>
+      </w:pPr>
       <w:r>
         <w:rPr>
           <w:rFonts w:ascii="나눔고딕" w:hAnsi="나눔고딕" w:eastAsia="나눔고딕"/>
@@ -209,6 +234,11 @@
         </w:rPr>
         <w:t>② "매도인"의 귀책사유로 납기일이 지연될 경우, 지체일수 1일당 총 계약금액의 1,000분의 1.5에 해당하는 지체상금을 "매수인"에게 지급한다. 단, 지체상금의 누적 총액은 계약금액의 10%를 초과할 수 없다.</w:t>
       </w:r>
+    </w:p>
+    <w:p>
+      <w:pPr>
+        <w:spacing w:after="40" w:line="320" w:lineRule="exact"/>
+      </w:pPr>
     </w:p>
     <w:p>
       <w:pPr>
@@ -279,6 +309,11 @@
       <w:pPr>
         <w:spacing w:after="40" w:line="320" w:lineRule="exact"/>
       </w:pPr>
+    </w:p>
+    <w:p>
+      <w:pPr>
+        <w:spacing w:after="40" w:line="320" w:lineRule="exact"/>
+      </w:pPr>
       <w:r>
         <w:rPr>
           <w:rFonts w:ascii="나눔고딕" w:hAnsi="나눔고딕" w:eastAsia="나눔고딕"/>
@@ -318,6 +353,11 @@
       <w:pPr>
         <w:spacing w:after="40" w:line="320" w:lineRule="exact"/>
       </w:pPr>
+    </w:p>
+    <w:p>
+      <w:pPr>
+        <w:spacing w:after="40" w:line="320" w:lineRule="exact"/>
+      </w:pPr>
       <w:r>
         <w:rPr>
           <w:rFonts w:ascii="나눔고딕" w:hAnsi="나눔고딕" w:eastAsia="나눔고딕"/>
@@ -352,6 +392,11 @@
         </w:rPr>
         <w:t>납품 물품의 위험(멸실·훼손)은 현장 하역 및 인도 완료 승인 전까지 "매도인"에게, 인도 완료 후부터 "매수인"에게 각각 귀속한다.</w:t>
       </w:r>
+    </w:p>
+    <w:p>
+      <w:pPr>
+        <w:spacing w:after="40" w:line="320" w:lineRule="exact"/>
+      </w:pPr>
     </w:p>
     <w:p>
       <w:pPr>
@@ -435,6 +480,11 @@
       <w:pPr>
         <w:spacing w:after="40" w:line="320" w:lineRule="exact"/>
       </w:pPr>
+    </w:p>
+    <w:p>
+      <w:pPr>
+        <w:spacing w:after="40" w:line="320" w:lineRule="exact"/>
+      </w:pPr>
       <w:r>
         <w:rPr>
           <w:rFonts w:ascii="나눔고딕" w:hAnsi="나눔고딕" w:eastAsia="나눔고딕"/>
@@ -456,6 +506,11 @@
         </w:rPr>
         <w:t>천재지변, 전쟁, 내란, 감염병의 대유행, 법령의 개폐 기타 당사자의 합리적 통제 범위를 벗어나는 사유(불가항력)로 인하여 계약의 이행이 지연 또는 불가능하게 된 경우, 해당 당사자는 상대방에 대한 지체상금 및 손해배상 책임을 면하되, 지체 없이 상대방에게 그 사실을 서면으로 통지하여야 한다.</w:t>
       </w:r>
+    </w:p>
+    <w:p>
+      <w:pPr>
+        <w:spacing w:after="40" w:line="320" w:lineRule="exact"/>
+      </w:pPr>
     </w:p>
     <w:p>
       <w:pPr>
@@ -487,6 +542,11 @@
       <w:pPr>
         <w:spacing w:after="40" w:line="320" w:lineRule="exact"/>
       </w:pPr>
+    </w:p>
+    <w:p>
+      <w:pPr>
+        <w:spacing w:after="40" w:line="320" w:lineRule="exact"/>
+      </w:pPr>
       <w:r>
         <w:rPr>
           <w:rFonts w:ascii="나눔고딕" w:hAnsi="나눔고딕" w:eastAsia="나눔고딕"/>
@@ -513,6 +573,11 @@
       <w:pPr>
         <w:spacing w:after="40" w:line="320" w:lineRule="exact"/>
       </w:pPr>
+    </w:p>
+    <w:p>
+      <w:pPr>
+        <w:spacing w:after="40" w:line="320" w:lineRule="exact"/>
+      </w:pPr>
       <w:r>
         <w:rPr>
           <w:rFonts w:ascii="나눔고딕" w:hAnsi="나눔고딕" w:eastAsia="나눔고딕"/>
@@ -534,6 +599,11 @@
         </w:rPr>
         <w:t>본 계약의 성립과 그 내용을 증명하기 위하여, 본 계약서 원본 2통을 작성한 후 "매수인"과 "매도인"이 서명 또는 기명날인하여 각각 1통씩 원본을 보관한다.</w:t>
       </w:r>
+    </w:p>
+    <w:p>
+      <w:pPr>
+        <w:spacing w:after="40" w:line="320" w:lineRule="exact"/>
+      </w:pPr>
     </w:p>
     <w:p>
       <w:pPr>
@@ -655,6 +725,11 @@
         </w:rPr>
         <w:t>매뉴얼 지침: 세금계산서 품목에 "OO공사 철골 설치비"라고 끊으면 건산법 위반의 불법하도급 서류 조작 증거로 가중처벌 대상이 됩니다. 반드시 "강구조물 자재비 및 제조납품비"로 기재하십시오. 또한 Shop DWG 미승인 제작분은 하자 분쟁 시 "매도인" 100% 부담이므로, 반드시 서면 승인 프로세스를 준수하시기 바랍니다.</w:t>
       </w:r>
+    </w:p>
+    <w:p>
+      <w:pPr>
+        <w:spacing w:after="40" w:line="320" w:lineRule="exact"/>
+      </w:pPr>
     </w:p>
     <w:p>
       <w:pPr>

--- a/build/static/downloads/contract_A1.docx
+++ b/build/static/downloads/contract_A1.docx
@@ -12,7 +12,7 @@
           <w:b/>
           <w:sz w:val="32"/>
         </w:rPr>
-        <w:t>물품공급 및 가공제작 계약서 (A-1)</w:t>
+        <w:t>물품공급 계약서(자재포함 외주) (A-1)</w:t>
       </w:r>
     </w:p>
     <w:p>

--- a/build/static/downloads/contract_A1.docx
+++ b/build/static/downloads/contract_A1.docx
@@ -683,19 +683,6 @@
     </w:tbl>
     <w:p/>
     <w:p>
-      <w:pPr>
-        <w:spacing w:after="40" w:line="320" w:lineRule="exact"/>
-      </w:pPr>
-      <w:r>
-        <w:rPr>
-          <w:rFonts w:ascii="나눔고딕" w:hAnsi="나눔고딕" w:eastAsia="나눔고딕"/>
-          <w:b w:val="0"/>
-          <w:sz w:val="20"/>
-        </w:rPr>
-        <w:t>💡</w:t>
-      </w:r>
-    </w:p>
-    <w:p>
       <w:r>
         <w:br w:type="page"/>
       </w:r>

--- a/build/static/downloads/contract_A1.docx
+++ b/build/static/downloads/contract_A1.docx
@@ -25,7 +25,7 @@
           <w:b w:val="0"/>
           <w:sz w:val="20"/>
         </w:rPr>
-        <w:t>물품공급 계약서</w:t>
+        <w:t>물품공급(제조납품) 계약서</w:t>
       </w:r>
     </w:p>
     <w:p>
@@ -43,7 +43,472 @@
           <w:b w:val="0"/>
           <w:sz w:val="20"/>
         </w:rPr>
-        <w:t>(주)OOOO (이하 "매수인"이라 한다)와 OOOO(주) (이하 "매도인"이라 한다)는 아래 건설현장에 소요되는 강구조물 부재의 제작 및 납품에 관하여 다음과 같이 물품공급계약을 체결한다.</w:t>
+        <w:t>이하 명시된 건설현장에 소요되는 강구조물 부재의 제조 및 납품에 대하여 매수인(이하 "甲") O O O O (주)과 매도인(이하 "乙") O O O O (주)는 첨부된 '물품공급 일반조건'에 의하여 신의성실의 원칙에 따라 매매(납품) 계약을 체결하고, 이를 증명하기 위하여 본 계약서 2부를 작성하여 기명날인 후 각각 1부씩 보관한다.</w:t>
+      </w:r>
+    </w:p>
+    <w:tbl>
+      <w:tblPr>
+        <w:tblStyle w:val="TableGrid"/>
+        <w:tblW w:type="auto" w:w="0"/>
+        <w:tblLook w:firstColumn="1" w:firstRow="1" w:lastColumn="0" w:lastRow="0" w:noHBand="0" w:noVBand="1" w:val="04A0"/>
+      </w:tblPr>
+      <w:tblGrid>
+        <w:gridCol w:w="4320"/>
+        <w:gridCol w:w="4320"/>
+      </w:tblGrid>
+      <w:tr>
+        <w:tc>
+          <w:tcPr>
+            <w:tcW w:type="dxa" w:w="4320"/>
+            <w:vAlign w:val="top"/>
+          </w:tcPr>
+          <w:p>
+            <w:pPr>
+              <w:jc w:val="center"/>
+            </w:pPr>
+            <w:r/>
+            <w:r>
+              <w:rPr>
+                <w:rFonts w:ascii="나눔고딕" w:hAnsi="나눔고딕" w:eastAsia="나눔고딕"/>
+                <w:b/>
+                <w:sz w:val="18"/>
+              </w:rPr>
+              <w:t>1. 발 주 번 호</w:t>
+            </w:r>
+          </w:p>
+        </w:tc>
+        <w:tc>
+          <w:tcPr>
+            <w:tcW w:type="dxa" w:w="4320"/>
+            <w:vAlign w:val="top"/>
+          </w:tcPr>
+          <w:p>
+            <w:r/>
+            <w:r>
+              <w:rPr>
+                <w:rFonts w:ascii="나눔고딕" w:hAnsi="나눔고딕" w:eastAsia="나눔고딕"/>
+                <w:b w:val="0"/>
+                <w:sz w:val="18"/>
+              </w:rPr>
+              <w:t>[ OOOOO-OO ]</w:t>
+            </w:r>
+          </w:p>
+        </w:tc>
+      </w:tr>
+      <w:tr>
+        <w:tc>
+          <w:tcPr>
+            <w:tcW w:type="dxa" w:w="4320"/>
+            <w:vAlign w:val="top"/>
+          </w:tcPr>
+          <w:p>
+            <w:pPr>
+              <w:jc w:val="center"/>
+            </w:pPr>
+            <w:r/>
+            <w:r>
+              <w:rPr>
+                <w:rFonts w:ascii="나눔고딕" w:hAnsi="나눔고딕" w:eastAsia="나눔고딕"/>
+                <w:b/>
+                <w:sz w:val="18"/>
+              </w:rPr>
+              <w:t>2. 계 약 일 자</w:t>
+            </w:r>
+          </w:p>
+        </w:tc>
+        <w:tc>
+          <w:tcPr>
+            <w:tcW w:type="dxa" w:w="4320"/>
+            <w:vAlign w:val="top"/>
+          </w:tcPr>
+          <w:p>
+            <w:r/>
+            <w:r>
+              <w:rPr>
+                <w:rFonts w:ascii="나눔고딕" w:hAnsi="나눔고딕" w:eastAsia="나눔고딕"/>
+                <w:b w:val="0"/>
+                <w:sz w:val="18"/>
+              </w:rPr>
+              <w:t>202X년 X월 X일</w:t>
+            </w:r>
+          </w:p>
+        </w:tc>
+      </w:tr>
+      <w:tr>
+        <w:tc>
+          <w:tcPr>
+            <w:tcW w:type="dxa" w:w="4320"/>
+            <w:vAlign w:val="top"/>
+          </w:tcPr>
+          <w:p>
+            <w:pPr>
+              <w:jc w:val="center"/>
+            </w:pPr>
+            <w:r/>
+            <w:r>
+              <w:rPr>
+                <w:rFonts w:ascii="나눔고딕" w:hAnsi="나눔고딕" w:eastAsia="나눔고딕"/>
+                <w:b/>
+                <w:sz w:val="18"/>
+              </w:rPr>
+              <w:t>3. 납 품 현 장</w:t>
+            </w:r>
+          </w:p>
+        </w:tc>
+        <w:tc>
+          <w:tcPr>
+            <w:tcW w:type="dxa" w:w="4320"/>
+            <w:vAlign w:val="top"/>
+          </w:tcPr>
+          <w:p>
+            <w:r/>
+            <w:r>
+              <w:rPr>
+                <w:rFonts w:ascii="나눔고딕" w:hAnsi="나눔고딕" w:eastAsia="나눔고딕"/>
+                <w:b w:val="0"/>
+                <w:sz w:val="18"/>
+              </w:rPr>
+              <w:t>[목적지 현장명 기재]</w:t>
+            </w:r>
+          </w:p>
+        </w:tc>
+      </w:tr>
+      <w:tr>
+        <w:tc>
+          <w:tcPr>
+            <w:tcW w:type="dxa" w:w="4320"/>
+            <w:vAlign w:val="top"/>
+          </w:tcPr>
+          <w:p>
+            <w:pPr>
+              <w:jc w:val="center"/>
+            </w:pPr>
+            <w:r/>
+            <w:r>
+              <w:rPr>
+                <w:rFonts w:ascii="나눔고딕" w:hAnsi="나눔고딕" w:eastAsia="나눔고딕"/>
+                <w:b/>
+                <w:sz w:val="18"/>
+              </w:rPr>
+              <w:t>4. 계 약 금 액</w:t>
+            </w:r>
+          </w:p>
+        </w:tc>
+        <w:tc>
+          <w:tcPr>
+            <w:tcW w:type="dxa" w:w="4320"/>
+            <w:vAlign w:val="top"/>
+          </w:tcPr>
+          <w:p>
+            <w:r/>
+            <w:r>
+              <w:rPr>
+                <w:rFonts w:ascii="나눔고딕" w:hAnsi="나눔고딕" w:eastAsia="나눔고딕"/>
+                <w:b w:val="0"/>
+                <w:sz w:val="18"/>
+              </w:rPr>
+              <w:t>일금 O O O O O원정 (공급가액: ₩O,OOO,OOO)</w:t>
+            </w:r>
+          </w:p>
+        </w:tc>
+      </w:tr>
+      <w:tr>
+        <w:tc>
+          <w:tcPr>
+            <w:tcW w:type="dxa" w:w="4320"/>
+            <w:vAlign w:val="top"/>
+          </w:tcPr>
+          <w:p>
+            <w:r/>
+            <w:r>
+              <w:rPr>
+                <w:rFonts w:ascii="나눔고딕" w:hAnsi="나눔고딕" w:eastAsia="나눔고딕"/>
+                <w:b w:val="0"/>
+                <w:sz w:val="18"/>
+              </w:rPr>
+              <w:t>일금 O O O O O원정 (부가세액: ₩ O,OOO)</w:t>
+            </w:r>
+          </w:p>
+        </w:tc>
+        <w:tc>
+          <w:tcPr>
+            <w:tcW w:type="dxa" w:w="4320"/>
+          </w:tcPr>
+          <w:p/>
+        </w:tc>
+      </w:tr>
+      <w:tr>
+        <w:tc>
+          <w:tcPr>
+            <w:tcW w:type="dxa" w:w="4320"/>
+            <w:vAlign w:val="top"/>
+          </w:tcPr>
+          <w:p>
+            <w:r/>
+            <w:r>
+              <w:rPr>
+                <w:rFonts w:ascii="나눔고딕" w:hAnsi="나눔고딕" w:eastAsia="나눔고딕"/>
+                <w:b w:val="0"/>
+                <w:sz w:val="18"/>
+              </w:rPr>
+              <w:t>일금 O O O O O원정 (합계: ₩O,OOO,OOO)</w:t>
+            </w:r>
+          </w:p>
+        </w:tc>
+        <w:tc>
+          <w:tcPr>
+            <w:tcW w:type="dxa" w:w="4320"/>
+          </w:tcPr>
+          <w:p/>
+        </w:tc>
+      </w:tr>
+      <w:tr>
+        <w:tc>
+          <w:tcPr>
+            <w:tcW w:type="dxa" w:w="4320"/>
+            <w:vAlign w:val="top"/>
+          </w:tcPr>
+          <w:p>
+            <w:pPr>
+              <w:jc w:val="center"/>
+            </w:pPr>
+            <w:r/>
+            <w:r>
+              <w:rPr>
+                <w:rFonts w:ascii="나눔고딕" w:hAnsi="나눔고딕" w:eastAsia="나눔고딕"/>
+                <w:b/>
+                <w:sz w:val="18"/>
+              </w:rPr>
+              <w:t>5. 대금지불방법</w:t>
+            </w:r>
+          </w:p>
+        </w:tc>
+        <w:tc>
+          <w:tcPr>
+            <w:tcW w:type="dxa" w:w="4320"/>
+            <w:vAlign w:val="top"/>
+          </w:tcPr>
+          <w:p>
+            <w:r/>
+            <w:r>
+              <w:rPr>
+                <w:rFonts w:ascii="나눔고딕" w:hAnsi="나눔고딕" w:eastAsia="나눔고딕"/>
+                <w:b w:val="0"/>
+                <w:sz w:val="18"/>
+              </w:rPr>
+              <w:t>현금 (월 O회 납품 기성(월말기준 작성), 익월 OO일 기성지급)</w:t>
+              <w:br/>
+              <w:t>※ 세금계산서 청구 품목명: "강구조물 자재비 및 제조납품비" 한정 (시공/설치 단어 사용 절대 불가)</w:t>
+            </w:r>
+          </w:p>
+        </w:tc>
+      </w:tr>
+      <w:tr>
+        <w:tc>
+          <w:tcPr>
+            <w:tcW w:type="dxa" w:w="4320"/>
+            <w:vAlign w:val="top"/>
+          </w:tcPr>
+          <w:p>
+            <w:pPr>
+              <w:jc w:val="center"/>
+            </w:pPr>
+            <w:r/>
+            <w:r>
+              <w:rPr>
+                <w:rFonts w:ascii="나눔고딕" w:hAnsi="나눔고딕" w:eastAsia="나눔고딕"/>
+                <w:b/>
+                <w:sz w:val="18"/>
+              </w:rPr>
+              <w:t>6. 계 약 기 간</w:t>
+            </w:r>
+          </w:p>
+        </w:tc>
+        <w:tc>
+          <w:tcPr>
+            <w:tcW w:type="dxa" w:w="4320"/>
+            <w:vAlign w:val="top"/>
+          </w:tcPr>
+          <w:p>
+            <w:r/>
+            <w:r>
+              <w:rPr>
+                <w:rFonts w:ascii="나눔고딕" w:hAnsi="나눔고딕" w:eastAsia="나눔고딕"/>
+                <w:b w:val="0"/>
+                <w:sz w:val="18"/>
+              </w:rPr>
+              <w:t>202X년 X월 X일 ~ 202X년 X월 X일 (분할 납품 일정은 Shop DWG 승인 후 별도 협의)</w:t>
+            </w:r>
+          </w:p>
+        </w:tc>
+      </w:tr>
+      <w:tr>
+        <w:tc>
+          <w:tcPr>
+            <w:tcW w:type="dxa" w:w="4320"/>
+            <w:vAlign w:val="top"/>
+          </w:tcPr>
+          <w:p>
+            <w:pPr>
+              <w:jc w:val="center"/>
+            </w:pPr>
+            <w:r/>
+            <w:r>
+              <w:rPr>
+                <w:rFonts w:ascii="나눔고딕" w:hAnsi="나눔고딕" w:eastAsia="나눔고딕"/>
+                <w:b/>
+                <w:sz w:val="18"/>
+              </w:rPr>
+              <w:t>7. 세 부 내 역</w:t>
+              <w:br/>
+              <w:t>(특약 사항)</w:t>
+            </w:r>
+          </w:p>
+        </w:tc>
+        <w:tc>
+          <w:tcPr>
+            <w:tcW w:type="dxa" w:w="4320"/>
+            <w:vAlign w:val="top"/>
+          </w:tcPr>
+          <w:p>
+            <w:r/>
+            <w:r>
+              <w:rPr>
+                <w:rFonts w:ascii="나눔고딕" w:hAnsi="나눔고딕" w:eastAsia="나눔고딕"/>
+                <w:b w:val="0"/>
+                <w:sz w:val="18"/>
+              </w:rPr>
+              <w:t>1) 계약 물량 및 단가: [품목별 단가표 참조]</w:t>
+              <w:br/>
+              <w:t>2) 본 납품 총액에는 원자재대금, 공장가공 조립비, 도장비, 검사비, 목적 현장까지의 운반비 일체가 포함됨.</w:t>
+              <w:br/>
+              <w:t>3) 본 계약은 실질적 건자재 매매(물품 제조납품)이며, 매도인은 어떠한 현장 내 설치(시공)에도 참여하지 않는다. (일반조건 제2조 참조)</w:t>
+              <w:br/>
+              <w:t>4) 하자보증금률: O% (하자담보기간: O년. 현금 유보 또는 보증증권 대체 가능)</w:t>
+              <w:br/>
+              <w:t>5) 지체상금률: 1일당 납품 총액의 O.O% (총액의 10% 한도)</w:t>
+            </w:r>
+          </w:p>
+        </w:tc>
+      </w:tr>
+      <w:tr>
+        <w:tc>
+          <w:tcPr>
+            <w:tcW w:type="dxa" w:w="4320"/>
+            <w:vAlign w:val="top"/>
+          </w:tcPr>
+          <w:p>
+            <w:pPr>
+              <w:jc w:val="center"/>
+            </w:pPr>
+            <w:r/>
+            <w:r>
+              <w:rPr>
+                <w:rFonts w:ascii="나눔고딕" w:hAnsi="나눔고딕" w:eastAsia="나눔고딕"/>
+                <w:b/>
+                <w:sz w:val="18"/>
+              </w:rPr>
+              <w:t>8. 첨 부 서 류</w:t>
+            </w:r>
+          </w:p>
+        </w:tc>
+        <w:tc>
+          <w:tcPr>
+            <w:tcW w:type="dxa" w:w="4320"/>
+            <w:vAlign w:val="top"/>
+          </w:tcPr>
+          <w:p>
+            <w:r/>
+            <w:r>
+              <w:rPr>
+                <w:rFonts w:ascii="나눔고딕" w:hAnsi="나눔고딕" w:eastAsia="나눔고딕"/>
+                <w:b w:val="0"/>
+                <w:sz w:val="18"/>
+              </w:rPr>
+              <w:t>1) 품목별 단가표 1매</w:t>
+              <w:br/>
+              <w:t>2) (필요시) 도면 및 규격서 1부</w:t>
+              <w:br/>
+              <w:t>3) 물품공급(제조납품) 일반조건 1부 (본 표지 이면 첨부)</w:t>
+            </w:r>
+          </w:p>
+        </w:tc>
+      </w:tr>
+    </w:tbl>
+    <w:p/>
+    <w:tbl>
+      <w:tblPr>
+        <w:tblStyle w:val="TableGrid"/>
+        <w:tblW w:type="auto" w:w="0"/>
+        <w:tblLook w:firstColumn="1" w:firstRow="1" w:lastColumn="0" w:lastRow="0" w:noHBand="0" w:noVBand="1" w:val="04A0"/>
+      </w:tblPr>
+      <w:tblGrid>
+        <w:gridCol w:w="4320"/>
+        <w:gridCol w:w="4320"/>
+      </w:tblGrid>
+      <w:tr>
+        <w:tc>
+          <w:tcPr>
+            <w:tcW w:type="dxa" w:w="4320"/>
+            <w:vAlign w:val="top"/>
+          </w:tcPr>
+          <w:p>
+            <w:r/>
+            <w:r>
+              <w:rPr>
+                <w:rFonts w:ascii="나눔고딕" w:hAnsi="나눔고딕" w:eastAsia="나눔고딕"/>
+                <w:b w:val="0"/>
+                <w:sz w:val="18"/>
+              </w:rPr>
+              <w:t>[매수인 / 甲]</w:t>
+              <w:br/>
+              <w:br/>
+              <w:t>상   호 : O O O O (주)</w:t>
+              <w:br/>
+              <w:t>주   소 :</w:t>
+              <w:br/>
+              <w:t>대표자 :                   (인)</w:t>
+            </w:r>
+          </w:p>
+        </w:tc>
+        <w:tc>
+          <w:tcPr>
+            <w:tcW w:type="dxa" w:w="4320"/>
+            <w:vAlign w:val="top"/>
+          </w:tcPr>
+          <w:p>
+            <w:r/>
+            <w:r>
+              <w:rPr>
+                <w:rFonts w:ascii="나눔고딕" w:hAnsi="나눔고딕" w:eastAsia="나눔고딕"/>
+                <w:b w:val="0"/>
+                <w:sz w:val="18"/>
+              </w:rPr>
+              <w:t>[매도인 / 乙]</w:t>
+              <w:br/>
+              <w:br/>
+              <w:t>상   호 : O O O O (주)</w:t>
+              <w:br/>
+              <w:t>주   소 :</w:t>
+              <w:br/>
+              <w:t>대표자 :                   (인)</w:t>
+            </w:r>
+          </w:p>
+        </w:tc>
+      </w:tr>
+    </w:tbl>
+    <w:p/>
+    <w:p>
+      <w:pPr>
+        <w:spacing w:after="40" w:line="320" w:lineRule="exact"/>
+      </w:pPr>
+      <w:r>
+        <w:rPr>
+          <w:rFonts w:ascii="나눔고딕" w:hAnsi="나눔고딕" w:eastAsia="나눔고딕"/>
+          <w:b w:val="0"/>
+          <w:sz w:val="20"/>
+        </w:rPr>
+        <w:t>[첨부] 물품공급(제조납품) 일반조건</w:t>
       </w:r>
     </w:p>
     <w:p>
@@ -61,7 +526,7 @@
           <w:b/>
           <w:sz w:val="22"/>
         </w:rPr>
-        <w:t>제1조 (목적)</w:t>
+        <w:t>제1조 (목적 및 효력)</w:t>
       </w:r>
     </w:p>
     <w:p>
@@ -74,7 +539,7 @@
           <w:b w:val="0"/>
           <w:sz w:val="20"/>
         </w:rPr>
-        <w:t>본 계약은 "매수인"이 도급받아 수행하는 [OO신축공사] 현장에 소요되는 강구조물(철골) 부재의 기초 자재 수급, 샵드로잉(Shop DWG), 가공, 조립, 자성 및 비파괴 기초검사, 방청도장 처리 및 목적 현장까지의 운반·납품(인도)에 관한 제반 사항을 규정함을 목적으로 한다.</w:t>
+        <w:t>본 일반조건은 앞면 표지에 명시된 매수인("甲")이 발주한 건설현장 소요 자재를 매도인("乙")이 공장에서 원자재 공급부터 가공, 운반까지 수행하여 제조·납품하는 순수 물품공급 계약의 조건을 규정한다. 표지와 본 일반조건은 일체가 되어 계약서 효력을 가지며, 본 계약의 부속 서류로서 도면 외 입찰조건, 발주서, 규격 서류, 납품 시 거래명세서 등 상호 합의된 서류들은 본 계약서와 동일한 효력을 가진다.</w:t>
       </w:r>
     </w:p>
     <w:p>
@@ -92,7 +557,7 @@
           <w:b/>
           <w:sz w:val="22"/>
         </w:rPr>
-        <w:t>제2조 (납품의 범위 및 시공행위 배제)</w:t>
+        <w:t>제2조 (납품의 범위 및 시공행위 절대 배제)</w:t>
       </w:r>
     </w:p>
     <w:p>
@@ -105,7 +570,7 @@
           <w:b w:val="0"/>
           <w:sz w:val="20"/>
         </w:rPr>
-        <w:t>① "매도인"은 "매수인"이 서면으로 제공하는 설계도서에 따라 자사 공장에서 자재를 절단, 용접, 조립, 방청도장한 후 납기일 내에 "매수인"의 건설현장 내 지정 장소에 하차 및 인도하는 것으로써 본 계약상의 모든 의무를 다한다.</w:t>
+        <w:t>① "乙"은 "甲"이 서면으로 제공하는 설계도서에 따라 자사 공장에서 자재를 확보, 절단, 용접, 조립, 방청도장한 후 납기일 내에 "甲"의 목적 건설현장 내 지정 장소에 하차 및 인도하는 것으로써 본 계약상의 모든 의무를 다한다.</w:t>
       </w:r>
     </w:p>
     <w:p>
@@ -118,7 +583,7 @@
           <w:b w:val="0"/>
           <w:sz w:val="20"/>
         </w:rPr>
-        <w:t>② "매도인"은 납품 완료 후 당해 현장 내부에서의 철골 세우기(Erection), 볼팅, 데크플레이트 시공, 현장 용접 등 어떠한 설치 및 건설 시공 행위에도 일절 관여하지 아니한다.</w:t>
+        <w:t>② "乙"은 납품 완료 후 당해 건설현장 내부에서의 철골 세우기(Erection), 데크플레이트 시공, 볼팅, 마감 현장용접 등 어떠한 설치 및 건설 시공 행위에도 일절 관여하지 아니한다.</w:t>
       </w:r>
     </w:p>
     <w:p>
@@ -131,7 +596,7 @@
           <w:b w:val="0"/>
           <w:sz w:val="20"/>
         </w:rPr>
-        <w:t>③ 본 계약의 실질은 순수한 [제조·납품계약]이며, 건설산업기본법에 의한 [건설공사의 하도급계약]이 아님을 상호 간에 확인한다. 본 물품의 현장 시공은 전적으로 "매수인"의 소속 직영 인력에 의하여 "매수인"의 비용과 책임으로 별도 수행한다.</w:t>
+        <w:t>③ 본 계약의 실질은 순수한 물품 [제조·납품계약]이며, 건설산업기본법에 의한 [건설공사의 하도급계약]이 아님을 상호 간에 강력히 확인한다. 본 물품의 현장 시공은 전적으로 "甲"의 소속 직영 인력 및 별도 장비 업체 구성을 통해 "甲"의 비용과 책임으로 수행한다.</w:t>
       </w:r>
     </w:p>
     <w:p>
@@ -162,7 +627,7 @@
           <w:b w:val="0"/>
           <w:sz w:val="20"/>
         </w:rPr>
-        <w:t>① "매도인"은 제작 착수 전 샵드로잉(Shop Drawing)을 "매수인"에게 제출하여 서면 승인을 받아야 하며, 미승인 상태로 제작에 착수한 부분의 하자는 "매도인"이 전적으로 부담한다.</w:t>
+        <w:t>① "乙"은 제작 착수 전 샵드로잉(Shop Drawing)을 "甲"에게 제출하여 서면 승인을 받아야 하며, 미승인 상태로 제작에 착수한 부분의 하자는 "乙"이 전적으로 부담한다.</w:t>
       </w:r>
     </w:p>
     <w:p>
@@ -175,7 +640,7 @@
           <w:b w:val="0"/>
           <w:sz w:val="20"/>
         </w:rPr>
-        <w:t>② "매수인"은 납품 전 "매도인"의 제작공장에 입회하여 중간검사(치수, 용접, 도장 등)를 실시할 수 있으며, "매도인"은 이에 적극 협조하여야 한다.</w:t>
+        <w:t>② "甲"은 납품 전 "乙"의 제작공장에 입회하여 중간검사(치수, 용접, 도장 등)를 실시할 수 있으며, "乙"은 이에 적극 협조하여야 한다.</w:t>
       </w:r>
     </w:p>
     <w:p>
@@ -188,7 +653,7 @@
           <w:b w:val="0"/>
           <w:sz w:val="20"/>
         </w:rPr>
-        <w:t>③ "매도인"은 원자재 투입 시 밀시트(Mill Certificate) 및 자재시험성적서를 "매수인"에게 제출하여야 한다.</w:t>
+        <w:t>③ "乙"은 원자재 투입 시 밀시트(Mill Certificate) 및 자재시험성적서를 "甲"에게 제출하여야 한다.</w:t>
       </w:r>
     </w:p>
     <w:p>
@@ -206,7 +671,7 @@
           <w:b/>
           <w:sz w:val="22"/>
         </w:rPr>
-        <w:t>제4조 (납품기일 및 지체상금)</w:t>
+        <w:t>제4조 (지체상금 및 대체 납품 계약)</w:t>
       </w:r>
     </w:p>
     <w:p>
@@ -219,7 +684,7 @@
           <w:b w:val="0"/>
           <w:sz w:val="20"/>
         </w:rPr>
-        <w:t>① 납품기일은 202X년 X월 X일까지로 한다. 단, "매수인"이 서면으로 일정 조정을 요청한 경우 상호 합의하여 연장할 수 있다.</w:t>
+        <w:t>① "乙"의 귀책사유로 납품기일이 지연될 경우, 표지에 명시된 지체상금률에 해당하는 지체상금을 "甲"에게 지급한다. 단, 지체상금의 누적 총액은 표지에 명시된 한도액을 초과할 수 없다.</w:t>
       </w:r>
     </w:p>
     <w:p>
@@ -232,7 +697,7 @@
           <w:b w:val="0"/>
           <w:sz w:val="20"/>
         </w:rPr>
-        <w:t>② "매도인"의 귀책사유로 납기일이 지연될 경우, 지체일수 1일당 총 계약금액의 1,000분의 1.5에 해당하는 지체상금을 "매수인"에게 지급한다. 단, 지체상금의 누적 총액은 계약금액의 10%를 초과할 수 없다.</w:t>
+        <w:t>② "乙"의 고의 지연이나 품질 불량으로 계약 해지가 불가피할 경우, "甲"은 통보 후 즉시 제3자와 '대체 납품 계약'을 체결할 수 있고, 이로 인해 "甲"이 추가로 지출한 실 손해액 및 초과 비용 전액을 "乙"이 부담한다.</w:t>
       </w:r>
     </w:p>
     <w:p>
@@ -263,46 +728,7 @@
           <w:b w:val="0"/>
           <w:sz w:val="20"/>
         </w:rPr>
-        <w:t>① 총 공급대금은 금 OOO원整 (부가가치세 별도)으로 한다.</w:t>
-      </w:r>
-    </w:p>
-    <w:p>
-      <w:pPr>
-        <w:spacing w:after="40" w:line="320" w:lineRule="exact"/>
-      </w:pPr>
-      <w:r>
-        <w:rPr>
-          <w:rFonts w:ascii="나눔고딕" w:hAnsi="나눔고딕" w:eastAsia="나눔고딕"/>
-          <w:b w:val="0"/>
-          <w:sz w:val="20"/>
-        </w:rPr>
-        <w:t>② 세금계산서 발행 시 '현장 설치비'나 '현장 시공 노무비' 등의 명목으로 기재하여서는 아니 된다. 반드시 "강구조물 자재비 및 제조납품비"의 항목명으로 기재한다.</w:t>
-      </w:r>
-    </w:p>
-    <w:p>
-      <w:pPr>
-        <w:spacing w:after="40" w:line="320" w:lineRule="exact"/>
-      </w:pPr>
-      <w:r>
-        <w:rPr>
-          <w:rFonts w:ascii="나눔고딕" w:hAnsi="나눔고딕" w:eastAsia="나눔고딕"/>
-          <w:b w:val="0"/>
-          <w:sz w:val="20"/>
-        </w:rPr>
-        <w:t>③ 대금의 지급조건은 월 1회 기성(납품) 마감 후 익월 OO일에 지급함을 원칙으로 한다.</w:t>
-      </w:r>
-    </w:p>
-    <w:p>
-      <w:pPr>
-        <w:spacing w:after="40" w:line="320" w:lineRule="exact"/>
-      </w:pPr>
-      <w:r>
-        <w:rPr>
-          <w:rFonts w:ascii="나눔고딕" w:hAnsi="나눔고딕" w:eastAsia="나눔고딕"/>
-          <w:b w:val="0"/>
-          <w:sz w:val="20"/>
-        </w:rPr>
-        <w:t>④ 계약금액의 5%는 하자보증금으로 유보하고, 하자담보기간(1년) 만료 후 이를 반환한다.</w:t>
+        <w:t>대금의 지급조건, 하자보증금 유보 및 보호담보 기간 등 대금 지급에 관한 제반 세부 사항은 공히 표지에 명시된 바에 따르며, 표지에 기재되지 않은 사항은 상호 협의에 따른다.</w:t>
       </w:r>
     </w:p>
     <w:p>
@@ -333,7 +759,7 @@
           <w:b w:val="0"/>
           <w:sz w:val="20"/>
         </w:rPr>
-        <w:t>① 납품 즉시 "매수인"은 외관, 치수, 수량에 대해 검수를 실시한다. 하자 발견 시 "매도인"은 통보 후 14일 이내에 재제작·교환 납품한다.</w:t>
+        <w:t>① 납품 즉시 "甲"은 외관, 치수, 수량에 대해 검수를 실시한다. 하자 발견 시 "乙"은 통보 후 14일 이내에 재제작·교환 납품한다.</w:t>
       </w:r>
     </w:p>
     <w:p>
@@ -346,7 +772,7 @@
           <w:b w:val="0"/>
           <w:sz w:val="20"/>
         </w:rPr>
-        <w:t>② 하자담보책임기간은 납품 완료일로부터 1년으로 하며, 공장 제작 결함에 한해 "매도인"이 무상 교환 또는 수리한다. 납품 이후 현장 설치 과정에서 "매수인" 측 부주의로 발생한 하자는 "매도인"의 책임에서 면제된다.</w:t>
+        <w:t>② 하자담보책임기간은 납품 완료일로부터 1년으로 하며, 공장 제작 결함에 한해 "乙"이 무상 교환 또는 수리한다. 납품 이후 현장 설치 과정에서 "甲" 측 부주의로 발생한 하자는 "乙"의 책임에서 면제된다.</w:t>
       </w:r>
     </w:p>
     <w:p>
@@ -364,7 +790,7 @@
           <w:b/>
           <w:sz w:val="22"/>
         </w:rPr>
-        <w:t>제7조 (위험의 이전)</w:t>
+        <w:t>제7조 (위험의 이전상태)</w:t>
       </w:r>
     </w:p>
     <w:p>
@@ -377,20 +803,7 @@
           <w:b w:val="0"/>
           <w:sz w:val="20"/>
         </w:rPr>
-        <w:t>납품 물품의 위험(멸실·훼손)은 현장 하역 및 인도 완료 승인 전까지 "매도인"에게, 인도 완료 후부터 "매수인"에게 각각 귀속한다.</w:t>
-      </w:r>
-    </w:p>
-    <w:p>
-      <w:pPr>
-        <w:spacing w:after="40" w:line="320" w:lineRule="exact"/>
-      </w:pPr>
-      <w:r>
-        <w:rPr>
-          <w:rFonts w:ascii="나눔고딕" w:hAnsi="나눔고딕" w:eastAsia="나눔고딕"/>
-          <w:b w:val="0"/>
-          <w:sz w:val="20"/>
-        </w:rPr>
-        <w:t>납품 물품의 위험(멸실·훼손)은 현장 하역 및 인도 완료 승인 전까지 "매도인"에게, 인도 완료 후부터 "매수인"에게 각각 귀속한다.</w:t>
+        <w:t>납품 물품의 위험(멸실·훼손)은 현장 하역 및 인도 완료 승인 전까지 "乙"에게, 인도 완료 후부터 "甲"에게 각각 귀속한다.</w:t>
       </w:r>
     </w:p>
     <w:p>
@@ -434,7 +847,7 @@
           <w:b w:val="0"/>
           <w:sz w:val="20"/>
         </w:rPr>
-        <w:t>1. "매도인"이 정당한 사유 없이 고의로 제작에 착수하지 않거나 지정 납기를 현격히 초과하여 "매수인"의 공정에 중대한 차질을 빚게 한 경우.</w:t>
+        <w:t>1. "乙"이 정당한 사유 없이 고의로 제작에 착수하지 않거나 지정 납기를 현격히 초과하여 "甲"의 공정에 중대한 차질을 빚게 한 경우.</w:t>
       </w:r>
     </w:p>
     <w:p>
@@ -566,122 +979,9 @@
           <w:b w:val="0"/>
           <w:sz w:val="20"/>
         </w:rPr>
-        <w:t>본 계약과 관련하여 양 당사자 간에 분쟁이 발생한 경우에는 상호 협의를 통해 원만히 해결하되, 협의가 이루어지지 아니하는 경우 "매수인"의 본점 소재지를 관할하는 지방법원을 제1심 전속적 합의관할법원으로 정한다.</w:t>
+        <w:t>본 계약과 관련하여 양 당사자 간에 분쟁이 발생한 경우에는 상호 협의를 통해 원만히 해결하되, 협의가 이루어지지 아니하는 경우 "甲"의 본점 소재지를 관할하는 지방법원을 제1심 전속적 합의관할법원으로 정한다.</w:t>
       </w:r>
     </w:p>
-    <w:p>
-      <w:pPr>
-        <w:spacing w:after="40" w:line="320" w:lineRule="exact"/>
-      </w:pPr>
-    </w:p>
-    <w:p>
-      <w:pPr>
-        <w:spacing w:after="40" w:line="320" w:lineRule="exact"/>
-      </w:pPr>
-      <w:r>
-        <w:rPr>
-          <w:rFonts w:ascii="나눔고딕" w:hAnsi="나눔고딕" w:eastAsia="나눔고딕"/>
-          <w:b/>
-          <w:sz w:val="22"/>
-        </w:rPr>
-        <w:t>부 칙</w:t>
-      </w:r>
-    </w:p>
-    <w:p>
-      <w:pPr>
-        <w:spacing w:after="40" w:line="320" w:lineRule="exact"/>
-      </w:pPr>
-      <w:r>
-        <w:rPr>
-          <w:rFonts w:ascii="나눔고딕" w:hAnsi="나눔고딕" w:eastAsia="나눔고딕"/>
-          <w:b w:val="0"/>
-          <w:sz w:val="20"/>
-        </w:rPr>
-        <w:t>본 계약의 성립과 그 내용을 증명하기 위하여, 본 계약서 원본 2통을 작성한 후 "매수인"과 "매도인"이 서명 또는 기명날인하여 각각 1통씩 원본을 보관한다.</w:t>
-      </w:r>
-    </w:p>
-    <w:p>
-      <w:pPr>
-        <w:spacing w:after="40" w:line="320" w:lineRule="exact"/>
-      </w:pPr>
-    </w:p>
-    <w:p>
-      <w:pPr>
-        <w:spacing w:after="40" w:line="320" w:lineRule="exact"/>
-      </w:pPr>
-      <w:r>
-        <w:rPr>
-          <w:rFonts w:ascii="나눔고딕" w:hAnsi="나눔고딕" w:eastAsia="나눔고딕"/>
-          <w:b w:val="0"/>
-          <w:sz w:val="20"/>
-        </w:rPr>
-        <w:t>년      월      일</w:t>
-      </w:r>
-    </w:p>
-    <w:tbl>
-      <w:tblPr>
-        <w:tblStyle w:val="TableGrid"/>
-        <w:tblW w:type="auto" w:w="0"/>
-        <w:tblLook w:firstColumn="1" w:firstRow="1" w:lastColumn="0" w:lastRow="0" w:noHBand="0" w:noVBand="1" w:val="04A0"/>
-      </w:tblPr>
-      <w:tblGrid>
-        <w:gridCol w:w="4320"/>
-        <w:gridCol w:w="4320"/>
-      </w:tblGrid>
-      <w:tr>
-        <w:tc>
-          <w:tcPr>
-            <w:tcW w:type="dxa" w:w="4320"/>
-          </w:tcPr>
-          <w:p>
-            <w:r/>
-            <w:r>
-              <w:rPr>
-                <w:rFonts w:ascii="나눔고딕" w:hAnsi="나눔고딕" w:eastAsia="나눔고딕"/>
-                <w:b w:val="0"/>
-                <w:sz w:val="18"/>
-              </w:rPr>
-              <w:t>[매수인 / 甲]</w:t>
-              <w:br/>
-              <w:br/>
-              <w:t xml:space="preserve">상   호 : 주식회사 OOOO </w:t>
-              <w:br/>
-              <w:t>주   소 : 서울특별시 강남구 OO로 123</w:t>
-              <w:br/>
-              <w:t>대표자 :    홍 대 표    (인)</w:t>
-              <w:br/>
-              <w:t>연락처 : 02-1234-5678</w:t>
-            </w:r>
-          </w:p>
-        </w:tc>
-        <w:tc>
-          <w:tcPr>
-            <w:tcW w:type="dxa" w:w="4320"/>
-          </w:tcPr>
-          <w:p>
-            <w:r/>
-            <w:r>
-              <w:rPr>
-                <w:rFonts w:ascii="나눔고딕" w:hAnsi="나눔고딕" w:eastAsia="나눔고딕"/>
-                <w:b w:val="0"/>
-                <w:sz w:val="18"/>
-              </w:rPr>
-              <w:t>[매도인 / 乙]</w:t>
-              <w:br/>
-              <w:br/>
-              <w:t>상   호 : OOOO 주식회사</w:t>
-              <w:br/>
-              <w:t>주   소 : 경기도 화성시 OO산업단지 OO로 456</w:t>
-              <w:br/>
-              <w:t>대표자 :    김 공 장    (인)</w:t>
-              <w:br/>
-              <w:t>연락처 : 031-987-6543</w:t>
-            </w:r>
-          </w:p>
-        </w:tc>
-      </w:tr>
-    </w:tbl>
-    <w:p/>
     <w:p>
       <w:r>
         <w:br w:type="page"/>
@@ -710,25 +1010,7 @@
           <w:b w:val="0"/>
           <w:sz w:val="20"/>
         </w:rPr>
-        <w:t>매뉴얼 지침: 세금계산서 품목에 "OO공사 철골 설치비"라고 끊으면 건산법 위반의 불법하도급 서류 조작 증거로 가중처벌 대상이 됩니다. 반드시 "강구조물 자재비 및 제조납품비"로 기재하십시오. 또한 Shop DWG 미승인 제작분은 하자 분쟁 시 "매도인" 100% 부담이므로, 반드시 서면 승인 프로세스를 준수하시기 바랍니다.</w:t>
-      </w:r>
-    </w:p>
-    <w:p>
-      <w:pPr>
-        <w:spacing w:after="40" w:line="320" w:lineRule="exact"/>
-      </w:pPr>
-    </w:p>
-    <w:p>
-      <w:pPr>
-        <w:spacing w:after="40" w:line="320" w:lineRule="exact"/>
-      </w:pPr>
-      <w:r>
-        <w:rPr>
-          <w:rFonts w:ascii="나눔고딕" w:hAnsi="나눔고딕" w:eastAsia="나눔고딕"/>
-          <w:b w:val="0"/>
-          <w:sz w:val="20"/>
-        </w:rPr>
-        <w:t>📌 원가 분류 및 대금 청구 시 유의사항 (A-1):</w:t>
+        <w:t>매뉴얼 지침: 세금계산서 품목에 "OO공사 철골 설치비"라고 끊으면 건산법 위반의 불법하도급 서류 조작 증거로 가중처벌 대상이 됩니다. 반드시 "강구조물 자재비 및 제조납품비"로 기재하십시오. 또한 Shop DWG 미승인 제작분은 하자 분쟁 시 "매도인" 100% 부담이므로, 반드시 서면 승인 프로세스를 준수하시기 바랍니다. 📌 원가 분류 및 대금 청구 시 유의사항 (A-1):</w:t>
       </w:r>
     </w:p>
     <w:tbl>
@@ -746,8 +1028,12 @@
         <w:tc>
           <w:tcPr>
             <w:tcW w:type="dxa" w:w="2880"/>
+            <w:vAlign w:val="top"/>
           </w:tcPr>
           <w:p>
+            <w:pPr>
+              <w:jc w:val="center"/>
+            </w:pPr>
             <w:r/>
             <w:r>
               <w:rPr>
@@ -762,8 +1048,12 @@
         <w:tc>
           <w:tcPr>
             <w:tcW w:type="dxa" w:w="2880"/>
+            <w:vAlign w:val="top"/>
           </w:tcPr>
           <w:p>
+            <w:pPr>
+              <w:jc w:val="center"/>
+            </w:pPr>
             <w:r/>
             <w:r>
               <w:rPr>
@@ -778,8 +1068,12 @@
         <w:tc>
           <w:tcPr>
             <w:tcW w:type="dxa" w:w="2880"/>
+            <w:vAlign w:val="top"/>
           </w:tcPr>
           <w:p>
+            <w:pPr>
+              <w:jc w:val="center"/>
+            </w:pPr>
             <w:r/>
             <w:r>
               <w:rPr>
@@ -796,6 +1090,7 @@
         <w:tc>
           <w:tcPr>
             <w:tcW w:type="dxa" w:w="2880"/>
+            <w:vAlign w:val="top"/>
           </w:tcPr>
           <w:p>
             <w:r/>
@@ -812,6 +1107,7 @@
         <w:tc>
           <w:tcPr>
             <w:tcW w:type="dxa" w:w="2880"/>
+            <w:vAlign w:val="top"/>
           </w:tcPr>
           <w:p>
             <w:r/>
@@ -828,6 +1124,7 @@
         <w:tc>
           <w:tcPr>
             <w:tcW w:type="dxa" w:w="2880"/>
+            <w:vAlign w:val="top"/>
           </w:tcPr>
           <w:p>
             <w:r/>
@@ -846,6 +1143,7 @@
         <w:tc>
           <w:tcPr>
             <w:tcW w:type="dxa" w:w="2880"/>
+            <w:vAlign w:val="top"/>
           </w:tcPr>
           <w:p>
             <w:r/>
@@ -862,6 +1160,7 @@
         <w:tc>
           <w:tcPr>
             <w:tcW w:type="dxa" w:w="2880"/>
+            <w:vAlign w:val="top"/>
           </w:tcPr>
           <w:p>
             <w:r/>
@@ -878,6 +1177,7 @@
         <w:tc>
           <w:tcPr>
             <w:tcW w:type="dxa" w:w="2880"/>
+            <w:vAlign w:val="top"/>
           </w:tcPr>
           <w:p>
             <w:r/>

--- a/build/static/downloads/contract_A1.docx
+++ b/build/static/downloads/contract_A1.docx
@@ -177,6 +177,7 @@
         <w:tc>
           <w:tcPr>
             <w:tcW w:type="dxa" w:w="4320"/>
+            <w:vMerge w:val="restart"/>
             <w:vAlign w:val="top"/>
           </w:tcPr>
           <w:p>
@@ -216,6 +217,13 @@
         <w:tc>
           <w:tcPr>
             <w:tcW w:type="dxa" w:w="4320"/>
+            <w:vMerge/>
+          </w:tcPr>
+          <w:p/>
+        </w:tc>
+        <w:tc>
+          <w:tcPr>
+            <w:tcW w:type="dxa" w:w="4320"/>
             <w:vAlign w:val="top"/>
           </w:tcPr>
           <w:p>
@@ -230,14 +238,15 @@
             </w:r>
           </w:p>
         </w:tc>
+      </w:tr>
+      <w:tr>
         <w:tc>
           <w:tcPr>
             <w:tcW w:type="dxa" w:w="4320"/>
+            <w:vMerge/>
           </w:tcPr>
           <w:p/>
         </w:tc>
-      </w:tr>
-      <w:tr>
         <w:tc>
           <w:tcPr>
             <w:tcW w:type="dxa" w:w="4320"/>
@@ -254,12 +263,6 @@
               <w:t>일금 O O O O O원정 (합계: ₩O,OOO,OOO)</w:t>
             </w:r>
           </w:p>
-        </w:tc>
-        <w:tc>
-          <w:tcPr>
-            <w:tcW w:type="dxa" w:w="4320"/>
-          </w:tcPr>
-          <w:p/>
         </w:tc>
       </w:tr>
       <w:tr>
@@ -432,6 +435,34 @@
               <w:t>3) 물품공급(제조납품) 일반조건 1부 (본 표지 이면 첨부)</w:t>
             </w:r>
           </w:p>
+        </w:tc>
+      </w:tr>
+      <w:tr>
+        <w:tc>
+          <w:tcPr>
+            <w:tcW w:type="dxa" w:w="4320"/>
+          </w:tcPr>
+          <w:p/>
+        </w:tc>
+        <w:tc>
+          <w:tcPr>
+            <w:tcW w:type="dxa" w:w="4320"/>
+          </w:tcPr>
+          <w:p/>
+        </w:tc>
+      </w:tr>
+      <w:tr>
+        <w:tc>
+          <w:tcPr>
+            <w:tcW w:type="dxa" w:w="4320"/>
+          </w:tcPr>
+          <w:p/>
+        </w:tc>
+        <w:tc>
+          <w:tcPr>
+            <w:tcW w:type="dxa" w:w="4320"/>
+          </w:tcPr>
+          <w:p/>
         </w:tc>
       </w:tr>
     </w:tbl>
